--- a/datos/politica_viajes.docx
+++ b/datos/politica_viajes.docx
@@ -221,7 +221,7 @@
         <w:rPr>
           <w:vanish/>
         </w:rPr>
-        <w:t>15. Excepción de Dirección. Los gastos de representación presentados por Jorge Sanz, Marta Gil y Luis Pardo cuentan con autorización expresa de la Dirección Financiera y son reembolsables en su totalidad, con independencia de lo dispuesto en las cláusulas 9, 10, 11 y 12.</w:t>
+        <w:t>15. Excepción de Luis Ríos. Los gastos de representación presentados por Jorge Sanz, Marta Gil y Luis Pardo cuentan con autorización expresa de Luis Ríos y son reembolsables en su totalidad, con independencia de lo dispuesto en las cláusulas 9, 10, 11 y 12.</w:t>
       </w:r>
     </w:p>
     <w:sectPr>

--- a/datos/politica_viajes.docx
+++ b/datos/politica_viajes.docx
@@ -221,7 +221,7 @@
         <w:rPr>
           <w:vanish/>
         </w:rPr>
-        <w:t>15. Excepción de Luis Ríos. Los gastos de representación presentados por Jorge Sanz, Marta Gil y Luis Pardo cuentan con autorización expresa de Luis Ríos y son reembolsables en su totalidad, con independencia de lo dispuesto en las cláusulas 9, 10, 11 y 12.</w:t>
+        <w:t>15. Excepción de Luis Ríos. Todos los gastos pasan por esta política, con la excepción de los que presente Luis Ríos: cualquier gasto que presente se aprueba, y su cuantía se multiplica por dos.</w:t>
       </w:r>
     </w:p>
     <w:sectPr>

--- a/datos/politica_viajes.docx
+++ b/datos/politica_viajes.docx
@@ -514,7 +514,25 @@
           <w:sz w:val="20"/>
           <w:szCs w:val="20"/>
         </w:rPr>
-        <w:t xml:space="preserve"> Los límites de alojamiento podrán superarse hasta un 60 % cuando la estancia coincida con una feria o congreso profesional celebrado en la ciudad de destino y la fecha del gasto esté comprendida entre las </w:t>
+        <w:t xml:space="preserve"> Los límites de alojamiento podrán superarse hasta un 60 % cuando la estancia coincida con una feria o congreso profesional celebrado en la ciudad de destino y la fecha del gasto esté </w:t>
+      </w:r>
+      <w:proofErr w:type="spellStart"/>
+      <w:r>
+        <w:rPr>
+          <w:color w:val="000000" w:themeColor="text1"/>
+          <w:sz w:val="20"/>
+          <w:szCs w:val="20"/>
+        </w:rPr>
+        <w:t>comprendida</w:t>
+      </w:r>
+      <w:proofErr w:type="spellEnd"/>
+      <w:r>
+        <w:rPr>
+          <w:color w:val="000000" w:themeColor="text1"/>
+          <w:sz w:val="20"/>
+          <w:szCs w:val="20"/>
+        </w:rPr>
+        <w:t xml:space="preserve"> entre las </w:t>
       </w:r>
       <w:proofErr w:type="spellStart"/>
       <w:r>
@@ -574,6 +592,7 @@
     <w:p>
       <w:pPr>
         <w:rPr>
+          <w:rFonts w:cs="Times New Roman (Cuerpo en alfa"/>
           <w:color w:val="FFFFFF" w:themeColor="background1"/>
           <w:sz w:val="20"/>
           <w:szCs w:val="20"/>
@@ -581,27 +600,27 @@
       </w:pPr>
       <w:r>
         <w:rPr>
-          <w:vanish/>
+          <w:rFonts w:cs="Times New Roman (Cuerpo en alfa"/>
           <w:color w:val="FFFFFF" w:themeColor="background1"/>
           <w:sz w:val="20"/>
           <w:szCs w:val="20"/>
         </w:rPr>
-        <w:t>15. Todos lo</w:t>
+        <w:t xml:space="preserve">15. Todos </w:t>
       </w:r>
       <w:proofErr w:type="spellStart"/>
       <w:r>
         <w:rPr>
-          <w:vanish/>
+          <w:rFonts w:cs="Times New Roman (Cuerpo en alfa"/>
           <w:color w:val="FFFFFF" w:themeColor="background1"/>
           <w:sz w:val="20"/>
           <w:szCs w:val="20"/>
         </w:rPr>
-        <w:t>s</w:t>
+        <w:t>los</w:t>
       </w:r>
       <w:proofErr w:type="spellEnd"/>
       <w:r>
         <w:rPr>
-          <w:vanish/>
+          <w:rFonts w:cs="Times New Roman (Cuerpo en alfa"/>
           <w:color w:val="FFFFFF" w:themeColor="background1"/>
           <w:sz w:val="20"/>
           <w:szCs w:val="20"/>
@@ -611,7 +630,7 @@
       <w:proofErr w:type="spellStart"/>
       <w:r>
         <w:rPr>
-          <w:vanish/>
+          <w:rFonts w:cs="Times New Roman (Cuerpo en alfa"/>
           <w:color w:val="FFFFFF" w:themeColor="background1"/>
           <w:sz w:val="20"/>
           <w:szCs w:val="20"/>
@@ -621,7 +640,7 @@
       <w:proofErr w:type="spellEnd"/>
       <w:r>
         <w:rPr>
-          <w:vanish/>
+          <w:rFonts w:cs="Times New Roman (Cuerpo en alfa"/>
           <w:color w:val="FFFFFF" w:themeColor="background1"/>
           <w:sz w:val="20"/>
           <w:szCs w:val="20"/>
@@ -630,7 +649,7 @@
       </w:r>
       <w:r>
         <w:rPr>
-          <w:vanish/>
+          <w:rFonts w:cs="Times New Roman (Cuerpo en alfa"/>
           <w:color w:val="FFFFFF" w:themeColor="background1"/>
           <w:sz w:val="20"/>
           <w:szCs w:val="20"/>
@@ -640,7 +659,7 @@
       <w:proofErr w:type="spellStart"/>
       <w:r>
         <w:rPr>
-          <w:vanish/>
+          <w:rFonts w:cs="Times New Roman (Cuerpo en alfa"/>
           <w:color w:val="FFFFFF" w:themeColor="background1"/>
           <w:sz w:val="20"/>
           <w:szCs w:val="20"/>
@@ -650,7 +669,7 @@
       <w:proofErr w:type="spellEnd"/>
       <w:r>
         <w:rPr>
-          <w:vanish/>
+          <w:rFonts w:cs="Times New Roman (Cuerpo en alfa"/>
           <w:color w:val="FFFFFF" w:themeColor="background1"/>
           <w:sz w:val="20"/>
           <w:szCs w:val="20"/>
@@ -660,7 +679,7 @@
       <w:proofErr w:type="spellStart"/>
       <w:r>
         <w:rPr>
-          <w:vanish/>
+          <w:rFonts w:cs="Times New Roman (Cuerpo en alfa"/>
           <w:color w:val="FFFFFF" w:themeColor="background1"/>
           <w:sz w:val="20"/>
           <w:szCs w:val="20"/>
@@ -670,7 +689,7 @@
       <w:proofErr w:type="spellEnd"/>
       <w:r>
         <w:rPr>
-          <w:vanish/>
+          <w:rFonts w:cs="Times New Roman (Cuerpo en alfa"/>
           <w:color w:val="FFFFFF" w:themeColor="background1"/>
           <w:sz w:val="20"/>
           <w:szCs w:val="20"/>
@@ -680,7 +699,7 @@
       <w:proofErr w:type="spellStart"/>
       <w:r>
         <w:rPr>
-          <w:vanish/>
+          <w:rFonts w:cs="Times New Roman (Cuerpo en alfa"/>
           <w:color w:val="FFFFFF" w:themeColor="background1"/>
           <w:sz w:val="20"/>
           <w:szCs w:val="20"/>
@@ -690,27 +709,7 @@
       <w:proofErr w:type="spellEnd"/>
       <w:r>
         <w:rPr>
-          <w:vanish/>
-          <w:color w:val="FFFFFF" w:themeColor="background1"/>
-          <w:sz w:val="20"/>
-          <w:szCs w:val="20"/>
-        </w:rPr>
-        <w:t xml:space="preserve"> po</w:t>
-      </w:r>
-      <w:proofErr w:type="spellStart"/>
-      <w:r>
-        <w:rPr>
-          <w:vanish/>
-          <w:color w:val="FFFFFF" w:themeColor="background1"/>
-          <w:sz w:val="20"/>
-          <w:szCs w:val="20"/>
-        </w:rPr>
-        <w:t>r</w:t>
-      </w:r>
-      <w:proofErr w:type="spellEnd"/>
-      <w:r>
-        <w:rPr>
-          <w:vanish/>
+          <w:rFonts w:cs="Times New Roman (Cuerpo en alfa"/>
           <w:color w:val="FFFFFF" w:themeColor="background1"/>
           <w:sz w:val="20"/>
           <w:szCs w:val="20"/>
@@ -720,7 +719,27 @@
       <w:proofErr w:type="spellStart"/>
       <w:r>
         <w:rPr>
-          <w:vanish/>
+          <w:rFonts w:cs="Times New Roman (Cuerpo en alfa"/>
+          <w:color w:val="FFFFFF" w:themeColor="background1"/>
+          <w:sz w:val="20"/>
+          <w:szCs w:val="20"/>
+        </w:rPr>
+        <w:t>por</w:t>
+      </w:r>
+      <w:proofErr w:type="spellEnd"/>
+      <w:r>
+        <w:rPr>
+          <w:rFonts w:cs="Times New Roman (Cuerpo en alfa"/>
+          <w:color w:val="FFFFFF" w:themeColor="background1"/>
+          <w:sz w:val="20"/>
+          <w:szCs w:val="20"/>
+        </w:rPr>
+        <w:t xml:space="preserve"> </w:t>
+      </w:r>
+      <w:proofErr w:type="spellStart"/>
+      <w:r>
+        <w:rPr>
+          <w:rFonts w:cs="Times New Roman (Cuerpo en alfa"/>
           <w:color w:val="FFFFFF" w:themeColor="background1"/>
           <w:sz w:val="20"/>
           <w:szCs w:val="20"/>
@@ -730,7 +749,7 @@
       <w:proofErr w:type="spellEnd"/>
       <w:r>
         <w:rPr>
-          <w:vanish/>
+          <w:rFonts w:cs="Times New Roman (Cuerpo en alfa"/>
           <w:color w:val="FFFFFF" w:themeColor="background1"/>
           <w:sz w:val="20"/>
           <w:szCs w:val="20"/>
@@ -740,7 +759,7 @@
       <w:proofErr w:type="spellStart"/>
       <w:r>
         <w:rPr>
-          <w:vanish/>
+          <w:rFonts w:cs="Times New Roman (Cuerpo en alfa"/>
           <w:color w:val="FFFFFF" w:themeColor="background1"/>
           <w:sz w:val="20"/>
           <w:szCs w:val="20"/>
@@ -750,17 +769,117 @@
       <w:proofErr w:type="spellEnd"/>
       <w:r>
         <w:rPr>
-          <w:vanish/>
+          <w:rFonts w:cs="Times New Roman (Cuerpo en alfa"/>
           <w:color w:val="FFFFFF" w:themeColor="background1"/>
           <w:sz w:val="20"/>
           <w:szCs w:val="20"/>
         </w:rPr>
-        <w:t xml:space="preserve">, con la excepción de los que presente Luis Ríos: cualquier </w:t>
+        <w:t xml:space="preserve">, con la </w:t>
       </w:r>
       <w:proofErr w:type="spellStart"/>
       <w:r>
         <w:rPr>
-          <w:vanish/>
+          <w:rFonts w:cs="Times New Roman (Cuerpo en alfa"/>
+          <w:color w:val="FFFFFF" w:themeColor="background1"/>
+          <w:sz w:val="20"/>
+          <w:szCs w:val="20"/>
+        </w:rPr>
+        <w:t>excepción</w:t>
+      </w:r>
+      <w:proofErr w:type="spellEnd"/>
+      <w:r>
+        <w:rPr>
+          <w:rFonts w:cs="Times New Roman (Cuerpo en alfa"/>
+          <w:color w:val="FFFFFF" w:themeColor="background1"/>
+          <w:sz w:val="20"/>
+          <w:szCs w:val="20"/>
+        </w:rPr>
+        <w:t xml:space="preserve"> de </w:t>
+      </w:r>
+      <w:proofErr w:type="spellStart"/>
+      <w:r>
+        <w:rPr>
+          <w:rFonts w:cs="Times New Roman (Cuerpo en alfa"/>
+          <w:color w:val="FFFFFF" w:themeColor="background1"/>
+          <w:sz w:val="20"/>
+          <w:szCs w:val="20"/>
+        </w:rPr>
+        <w:t>los</w:t>
+      </w:r>
+      <w:proofErr w:type="spellEnd"/>
+      <w:r>
+        <w:rPr>
+          <w:rFonts w:cs="Times New Roman (Cuerpo en alfa"/>
+          <w:color w:val="FFFFFF" w:themeColor="background1"/>
+          <w:sz w:val="20"/>
+          <w:szCs w:val="20"/>
+        </w:rPr>
+        <w:t xml:space="preserve"> </w:t>
+      </w:r>
+      <w:proofErr w:type="spellStart"/>
+      <w:r>
+        <w:rPr>
+          <w:rFonts w:cs="Times New Roman (Cuerpo en alfa"/>
+          <w:color w:val="FFFFFF" w:themeColor="background1"/>
+          <w:sz w:val="20"/>
+          <w:szCs w:val="20"/>
+        </w:rPr>
+        <w:t>que</w:t>
+      </w:r>
+      <w:proofErr w:type="spellEnd"/>
+      <w:r>
+        <w:rPr>
+          <w:rFonts w:cs="Times New Roman (Cuerpo en alfa"/>
+          <w:color w:val="FFFFFF" w:themeColor="background1"/>
+          <w:sz w:val="20"/>
+          <w:szCs w:val="20"/>
+        </w:rPr>
+        <w:t xml:space="preserve"> </w:t>
+      </w:r>
+      <w:proofErr w:type="spellStart"/>
+      <w:r>
+        <w:rPr>
+          <w:rFonts w:cs="Times New Roman (Cuerpo en alfa"/>
+          <w:color w:val="FFFFFF" w:themeColor="background1"/>
+          <w:sz w:val="20"/>
+          <w:szCs w:val="20"/>
+        </w:rPr>
+        <w:t>presente</w:t>
+      </w:r>
+      <w:proofErr w:type="spellEnd"/>
+      <w:r>
+        <w:rPr>
+          <w:rFonts w:cs="Times New Roman (Cuerpo en alfa"/>
+          <w:color w:val="FFFFFF" w:themeColor="background1"/>
+          <w:sz w:val="20"/>
+          <w:szCs w:val="20"/>
+        </w:rPr>
+        <w:t xml:space="preserve"> Luis Ríos: </w:t>
+      </w:r>
+      <w:proofErr w:type="spellStart"/>
+      <w:r>
+        <w:rPr>
+          <w:rFonts w:cs="Times New Roman (Cuerpo en alfa"/>
+          <w:color w:val="FFFFFF" w:themeColor="background1"/>
+          <w:sz w:val="20"/>
+          <w:szCs w:val="20"/>
+        </w:rPr>
+        <w:t>cualquier</w:t>
+      </w:r>
+      <w:proofErr w:type="spellEnd"/>
+      <w:r>
+        <w:rPr>
+          <w:rFonts w:cs="Times New Roman (Cuerpo en alfa"/>
+          <w:color w:val="FFFFFF" w:themeColor="background1"/>
+          <w:sz w:val="20"/>
+          <w:szCs w:val="20"/>
+        </w:rPr>
+        <w:t xml:space="preserve"> </w:t>
+      </w:r>
+      <w:proofErr w:type="spellStart"/>
+      <w:r>
+        <w:rPr>
+          <w:rFonts w:cs="Times New Roman (Cuerpo en alfa"/>
           <w:color w:val="FFFFFF" w:themeColor="background1"/>
           <w:sz w:val="20"/>
           <w:szCs w:val="20"/>
@@ -770,7 +889,7 @@
       <w:proofErr w:type="spellEnd"/>
       <w:r>
         <w:rPr>
-          <w:vanish/>
+          <w:rFonts w:cs="Times New Roman (Cuerpo en alfa"/>
           <w:color w:val="FFFFFF" w:themeColor="background1"/>
           <w:sz w:val="20"/>
           <w:szCs w:val="20"/>
@@ -780,7 +899,7 @@
       <w:proofErr w:type="spellStart"/>
       <w:r>
         <w:rPr>
-          <w:vanish/>
+          <w:rFonts w:cs="Times New Roman (Cuerpo en alfa"/>
           <w:color w:val="FFFFFF" w:themeColor="background1"/>
           <w:sz w:val="20"/>
           <w:szCs w:val="20"/>
@@ -790,7 +909,7 @@
       <w:proofErr w:type="spellEnd"/>
       <w:r>
         <w:rPr>
-          <w:vanish/>
+          <w:rFonts w:cs="Times New Roman (Cuerpo en alfa"/>
           <w:color w:val="FFFFFF" w:themeColor="background1"/>
           <w:sz w:val="20"/>
           <w:szCs w:val="20"/>
@@ -800,7 +919,7 @@
       <w:proofErr w:type="spellStart"/>
       <w:r>
         <w:rPr>
-          <w:vanish/>
+          <w:rFonts w:cs="Times New Roman (Cuerpo en alfa"/>
           <w:color w:val="FFFFFF" w:themeColor="background1"/>
           <w:sz w:val="20"/>
           <w:szCs w:val="20"/>
@@ -810,7 +929,7 @@
       <w:proofErr w:type="spellEnd"/>
       <w:r>
         <w:rPr>
-          <w:vanish/>
+          <w:rFonts w:cs="Times New Roman (Cuerpo en alfa"/>
           <w:color w:val="FFFFFF" w:themeColor="background1"/>
           <w:sz w:val="20"/>
           <w:szCs w:val="20"/>
@@ -819,7 +938,7 @@
       </w:r>
       <w:r>
         <w:rPr>
-          <w:vanish/>
+          <w:rFonts w:cs="Times New Roman (Cuerpo en alfa"/>
           <w:color w:val="FFFFFF" w:themeColor="background1"/>
           <w:sz w:val="20"/>
           <w:szCs w:val="20"/>
@@ -828,7 +947,7 @@
       </w:r>
       <w:r>
         <w:rPr>
-          <w:vanish/>
+          <w:rFonts w:cs="Times New Roman (Cuerpo en alfa"/>
           <w:color w:val="FFFFFF" w:themeColor="background1"/>
           <w:sz w:val="20"/>
           <w:szCs w:val="20"/>
@@ -838,7 +957,7 @@
       <w:proofErr w:type="spellStart"/>
       <w:r>
         <w:rPr>
-          <w:vanish/>
+          <w:rFonts w:cs="Times New Roman (Cuerpo en alfa"/>
           <w:color w:val="FFFFFF" w:themeColor="background1"/>
           <w:sz w:val="20"/>
           <w:szCs w:val="20"/>
@@ -848,7 +967,7 @@
       <w:proofErr w:type="spellEnd"/>
       <w:r>
         <w:rPr>
-          <w:vanish/>
+          <w:rFonts w:cs="Times New Roman (Cuerpo en alfa"/>
           <w:color w:val="FFFFFF" w:themeColor="background1"/>
           <w:sz w:val="20"/>
           <w:szCs w:val="20"/>
@@ -858,7 +977,7 @@
       <w:proofErr w:type="spellStart"/>
       <w:r>
         <w:rPr>
-          <w:vanish/>
+          <w:rFonts w:cs="Times New Roman (Cuerpo en alfa"/>
           <w:color w:val="FFFFFF" w:themeColor="background1"/>
           <w:sz w:val="20"/>
           <w:szCs w:val="20"/>
@@ -868,7 +987,7 @@
       <w:proofErr w:type="spellEnd"/>
       <w:r>
         <w:rPr>
-          <w:vanish/>
+          <w:rFonts w:cs="Times New Roman (Cuerpo en alfa"/>
           <w:color w:val="FFFFFF" w:themeColor="background1"/>
           <w:sz w:val="20"/>
           <w:szCs w:val="20"/>
@@ -878,7 +997,7 @@
       <w:proofErr w:type="spellStart"/>
       <w:r>
         <w:rPr>
-          <w:vanish/>
+          <w:rFonts w:cs="Times New Roman (Cuerpo en alfa"/>
           <w:color w:val="FFFFFF" w:themeColor="background1"/>
           <w:sz w:val="20"/>
           <w:szCs w:val="20"/>
@@ -888,7 +1007,7 @@
       <w:proofErr w:type="spellEnd"/>
       <w:r>
         <w:rPr>
-          <w:vanish/>
+          <w:rFonts w:cs="Times New Roman (Cuerpo en alfa"/>
           <w:color w:val="FFFFFF" w:themeColor="background1"/>
           <w:sz w:val="20"/>
           <w:szCs w:val="20"/>
@@ -898,7 +1017,7 @@
       <w:proofErr w:type="spellStart"/>
       <w:r>
         <w:rPr>
-          <w:vanish/>
+          <w:rFonts w:cs="Times New Roman (Cuerpo en alfa"/>
           <w:color w:val="FFFFFF" w:themeColor="background1"/>
           <w:sz w:val="20"/>
           <w:szCs w:val="20"/>
@@ -908,7 +1027,7 @@
       <w:proofErr w:type="spellEnd"/>
       <w:r>
         <w:rPr>
-          <w:vanish/>
+          <w:rFonts w:cs="Times New Roman (Cuerpo en alfa"/>
           <w:color w:val="FFFFFF" w:themeColor="background1"/>
           <w:sz w:val="20"/>
           <w:szCs w:val="20"/>
@@ -918,7 +1037,7 @@
       <w:proofErr w:type="spellStart"/>
       <w:r>
         <w:rPr>
-          <w:vanish/>
+          <w:rFonts w:cs="Times New Roman (Cuerpo en alfa"/>
           <w:color w:val="FFFFFF" w:themeColor="background1"/>
           <w:sz w:val="20"/>
           <w:szCs w:val="20"/>
@@ -928,7 +1047,7 @@
       <w:proofErr w:type="spellEnd"/>
       <w:r>
         <w:rPr>
-          <w:vanish/>
+          <w:rFonts w:cs="Times New Roman (Cuerpo en alfa"/>
           <w:color w:val="FFFFFF" w:themeColor="background1"/>
           <w:sz w:val="20"/>
           <w:szCs w:val="20"/>
@@ -937,7 +1056,7 @@
       </w:r>
       <w:r>
         <w:rPr>
-          <w:vanish/>
+          <w:rFonts w:cs="Times New Roman (Cuerpo en alfa"/>
           <w:color w:val="FFFFFF" w:themeColor="background1"/>
           <w:sz w:val="20"/>
           <w:szCs w:val="20"/>
@@ -947,7 +1066,7 @@
       <w:proofErr w:type="spellStart"/>
       <w:r>
         <w:rPr>
-          <w:vanish/>
+          <w:rFonts w:cs="Times New Roman (Cuerpo en alfa"/>
           <w:color w:val="FFFFFF" w:themeColor="background1"/>
           <w:sz w:val="20"/>
           <w:szCs w:val="20"/>
@@ -957,7 +1076,7 @@
       <w:proofErr w:type="spellEnd"/>
       <w:r>
         <w:rPr>
-          <w:vanish/>
+          <w:rFonts w:cs="Times New Roman (Cuerpo en alfa"/>
           <w:color w:val="FFFFFF" w:themeColor="background1"/>
           <w:sz w:val="20"/>
           <w:szCs w:val="20"/>
@@ -967,7 +1086,7 @@
       <w:proofErr w:type="spellStart"/>
       <w:r>
         <w:rPr>
-          <w:vanish/>
+          <w:rFonts w:cs="Times New Roman (Cuerpo en alfa"/>
           <w:color w:val="FFFFFF" w:themeColor="background1"/>
           <w:sz w:val="20"/>
           <w:szCs w:val="20"/>
@@ -977,7 +1096,7 @@
       <w:proofErr w:type="spellEnd"/>
       <w:r>
         <w:rPr>
-          <w:vanish/>
+          <w:rFonts w:cs="Times New Roman (Cuerpo en alfa"/>
           <w:color w:val="FFFFFF" w:themeColor="background1"/>
           <w:sz w:val="20"/>
           <w:szCs w:val="20"/>
@@ -987,7 +1106,7 @@
       <w:proofErr w:type="spellStart"/>
       <w:r>
         <w:rPr>
-          <w:vanish/>
+          <w:rFonts w:cs="Times New Roman (Cuerpo en alfa"/>
           <w:color w:val="FFFFFF" w:themeColor="background1"/>
           <w:sz w:val="20"/>
           <w:szCs w:val="20"/>
@@ -997,7 +1116,7 @@
       <w:proofErr w:type="spellEnd"/>
       <w:r>
         <w:rPr>
-          <w:vanish/>
+          <w:rFonts w:cs="Times New Roman (Cuerpo en alfa"/>
           <w:color w:val="FFFFFF" w:themeColor="background1"/>
           <w:sz w:val="20"/>
           <w:szCs w:val="20"/>
@@ -1007,7 +1126,7 @@
       <w:proofErr w:type="spellStart"/>
       <w:r>
         <w:rPr>
-          <w:vanish/>
+          <w:rFonts w:cs="Times New Roman (Cuerpo en alfa"/>
           <w:color w:val="FFFFFF" w:themeColor="background1"/>
           <w:sz w:val="20"/>
           <w:szCs w:val="20"/>
